--- a/docx_temp_helper/test/data/output_generate_html.docx
+++ b/docx_temp_helper/test/data/output_generate_html.docx
@@ -5,6 +5,7 @@
     <w:p>
       <w:pPr>
         <w:spacing w:line="240" w:lineRule="auto"/>
+        <w:jc w:val="center"/>
       </w:pPr>
       <w:r>
         <w:rPr>
